--- a/大优教材定制/调整版本/秋09 第9讲欧姆定律实验 练习册 教师版.docx
+++ b/大优教材定制/调整版本/秋09 第9讲欧姆定律实验 练习册 教师版.docx
@@ -1452,7 +1452,7 @@
     <w:p>
       <w:pPr>
         <w:pStyle w:val="af2"/>
-        <w:ind w:firstLine="672"/>
+        <w:ind w:firstLineChars="0" w:firstLine="0"/>
       </w:pPr>
     </w:p>
     <w:p>
@@ -1460,25 +1460,8 @@
         <w:pStyle w:val="af2"/>
         <w:ind w:firstLine="672"/>
       </w:pPr>
-    </w:p>
-    <w:p>
-      <w:pPr>
-        <w:pStyle w:val="af2"/>
-        <w:ind w:firstLine="672"/>
-      </w:pPr>
-    </w:p>
-    <w:p>
-      <w:pPr>
-        <w:pStyle w:val="af2"/>
-        <w:ind w:firstLine="672"/>
-      </w:pPr>
-    </w:p>
-    <w:p>
-      <w:pPr>
-        <w:pStyle w:val="af2"/>
-        <w:ind w:firstLine="672"/>
-      </w:pPr>
-      <w:r>
+      <w:r>
+        <w:lastRenderedPageBreak/>
         <w:t>（</w:t>
       </w:r>
       <w:r>
@@ -1665,10 +1648,10 @@
       </w:r>
       <w:r>
         <w:object w:dxaOrig="690" w:dyaOrig="660" w14:anchorId="4BED95BC">
-          <v:shape id="_x0000_i1025" type="#_x0000_t75" style="width:34.45pt;height:33.15pt" o:ole="">
+          <v:shape id="_x0000_i1025" type="#_x0000_t75" style="width:34.4pt;height:32.85pt" o:ole="">
             <v:imagedata r:id="rId16" o:title=""/>
           </v:shape>
-          <o:OLEObject Type="Embed" ProgID="Equation.DSMT4" ShapeID="_x0000_i1025" DrawAspect="Content" ObjectID="_1841404426" r:id="rId17"/>
+          <o:OLEObject Type="Embed" ProgID="Equation.DSMT4" ShapeID="_x0000_i1025" DrawAspect="Content" ObjectID="_1842506156" r:id="rId17"/>
         </w:object>
       </w:r>
       <w:r>
@@ -2315,7 +2298,6 @@
           <w:rFonts w:hint="eastAsia"/>
           <w:noProof/>
         </w:rPr>
-        <w:lastRenderedPageBreak/>
         <w:drawing>
           <wp:inline distT="0" distB="0" distL="0" distR="0" wp14:anchorId="7F3AD8B0" wp14:editId="0F97D2F9">
             <wp:extent cx="3553460" cy="1529715"/>
@@ -2364,6 +2346,7 @@
         <w:rPr>
           <w:rFonts w:hint="eastAsia"/>
         </w:rPr>
+        <w:lastRenderedPageBreak/>
         <w:t>【答案】（</w:t>
       </w:r>
       <w:r>
@@ -2384,9 +2367,9 @@
           <w:noProof/>
         </w:rPr>
         <w:drawing>
-          <wp:inline distT="0" distB="0" distL="0" distR="0" wp14:anchorId="4E8557D3" wp14:editId="6C870A6C">
-            <wp:extent cx="1857375" cy="2133600"/>
-            <wp:effectExtent l="0" t="0" r="10160" b="3810"/>
+          <wp:inline distT="0" distB="0" distL="0" distR="0" wp14:anchorId="4E8557D3" wp14:editId="0FD1CAE6">
+            <wp:extent cx="1366575" cy="1569809"/>
+            <wp:effectExtent l="0" t="0" r="5080" b="0"/>
             <wp:docPr id="137" name="图片24" descr="菁优网：http://www.jyeoo.com"/>
             <wp:cNvGraphicFramePr>
               <a:graphicFrameLocks xmlns:a="http://schemas.openxmlformats.org/drawingml/2006/main" noChangeAspect="1"/>
@@ -2409,7 +2392,7 @@
                   <pic:spPr>
                     <a:xfrm>
                       <a:off x="0" y="0"/>
-                      <a:ext cx="1857634" cy="2133898"/>
+                      <a:ext cx="1374300" cy="1578683"/>
                     </a:xfrm>
                     <a:prstGeom prst="rect">
                       <a:avLst/>
@@ -2563,7 +2546,7 @@
                     <m:sty m:val="p"/>
                   </m:rPr>
                   <w:rPr>
-                    <w:rFonts w:hint="eastAsia"/>
+                    <w:rFonts w:ascii="Cambria Math" w:hAnsi="Cambria Math" w:hint="eastAsia"/>
                   </w:rPr>
                   <m:t>I</m:t>
                 </m:r>
@@ -2574,7 +2557,7 @@
                     <m:sty m:val="p"/>
                   </m:rPr>
                   <w:rPr>
-                    <w:rFonts w:hint="eastAsia"/>
+                    <w:rFonts w:ascii="Cambria Math" w:hAnsi="Cambria Math" w:hint="eastAsia"/>
                   </w:rPr>
                   <m:t>2</m:t>
                 </m:r>
@@ -2594,7 +2577,7 @@
                     <m:sty m:val="p"/>
                   </m:rPr>
                   <w:rPr>
-                    <w:rFonts w:hint="eastAsia"/>
+                    <w:rFonts w:ascii="Cambria Math" w:hAnsi="Cambria Math" w:hint="eastAsia"/>
                   </w:rPr>
                   <m:t>R</m:t>
                 </m:r>
@@ -2605,7 +2588,7 @@
                     <m:sty m:val="p"/>
                   </m:rPr>
                   <w:rPr>
-                    <w:rFonts w:hint="eastAsia"/>
+                    <w:rFonts w:ascii="Cambria Math" w:hAnsi="Cambria Math" w:hint="eastAsia"/>
                   </w:rPr>
                   <m:t>0</m:t>
                 </m:r>
@@ -2616,7 +2599,7 @@
                 <m:sty m:val="p"/>
               </m:rPr>
               <w:rPr>
-                <w:rFonts w:hint="eastAsia"/>
+                <w:rFonts w:ascii="Cambria Math" w:hAnsi="Cambria Math" w:hint="eastAsia"/>
               </w:rPr>
               <m:t>-</m:t>
             </m:r>
@@ -2634,7 +2617,7 @@
                     <m:sty m:val="p"/>
                   </m:rPr>
                   <w:rPr>
-                    <w:rFonts w:hint="eastAsia"/>
+                    <w:rFonts w:ascii="Cambria Math" w:hAnsi="Cambria Math" w:hint="eastAsia"/>
                   </w:rPr>
                   <m:t>I</m:t>
                 </m:r>
@@ -2645,7 +2628,7 @@
                     <m:sty m:val="p"/>
                   </m:rPr>
                   <w:rPr>
-                    <w:rFonts w:hint="eastAsia"/>
+                    <w:rFonts w:ascii="Cambria Math" w:hAnsi="Cambria Math" w:hint="eastAsia"/>
                   </w:rPr>
                   <m:t>1</m:t>
                 </m:r>
@@ -2665,7 +2648,7 @@
                     <m:sty m:val="p"/>
                   </m:rPr>
                   <w:rPr>
-                    <w:rFonts w:hint="eastAsia"/>
+                    <w:rFonts w:ascii="Cambria Math" w:hAnsi="Cambria Math" w:hint="eastAsia"/>
                   </w:rPr>
                   <m:t>R</m:t>
                 </m:r>
@@ -2676,7 +2659,7 @@
                     <m:sty m:val="p"/>
                   </m:rPr>
                   <w:rPr>
-                    <w:rFonts w:hint="eastAsia"/>
+                    <w:rFonts w:ascii="Cambria Math" w:hAnsi="Cambria Math" w:hint="eastAsia"/>
                   </w:rPr>
                   <m:t>0</m:t>
                 </m:r>
@@ -2698,7 +2681,7 @@
                     <m:sty m:val="p"/>
                   </m:rPr>
                   <w:rPr>
-                    <w:rFonts w:hint="eastAsia"/>
+                    <w:rFonts w:ascii="Cambria Math" w:hAnsi="Cambria Math" w:hint="eastAsia"/>
                   </w:rPr>
                   <m:t>I</m:t>
                 </m:r>
@@ -2709,7 +2692,7 @@
                     <m:sty m:val="p"/>
                   </m:rPr>
                   <w:rPr>
-                    <w:rFonts w:hint="eastAsia"/>
+                    <w:rFonts w:ascii="Cambria Math" w:hAnsi="Cambria Math" w:hint="eastAsia"/>
                   </w:rPr>
                   <m:t>1</m:t>
                 </m:r>
@@ -2900,7 +2883,7 @@
           <w:noProof/>
         </w:rPr>
         <w:drawing>
-          <wp:inline distT="0" distB="0" distL="0" distR="0" wp14:anchorId="65D60465" wp14:editId="7A00EB75">
+          <wp:inline distT="0" distB="0" distL="0" distR="0" wp14:anchorId="65D60465" wp14:editId="638011B2">
             <wp:extent cx="2037080" cy="1292860"/>
             <wp:effectExtent l="0" t="0" r="0" b="0"/>
             <wp:docPr id="157" name="图片 157" descr="E:\004-【6月份】本周工作任务收集\01-需启动的文件\02-初中物理\排版画图\初三物理画图\2020初三秋季物理A班画图 162P\第10讲 欧姆定律实验 18P-潘达裕-3元\2020-7-1 已画图  第10讲 欧姆定律实验 18P-3元\第10讲 欧姆定律实验 18P-15.png"/>
@@ -3310,7 +3293,6 @@
         <w:rPr>
           <w:rFonts w:ascii="宋体" w:eastAsia="宋体" w:hAnsi="宋体" w:cs="宋体" w:hint="eastAsia"/>
         </w:rPr>
-        <w:lastRenderedPageBreak/>
         <w:t>①</w:t>
       </w:r>
       <w:r>
@@ -3488,6 +3470,12 @@
         <w:t>_____________</w:t>
       </w:r>
       <w:r>
+        <w:rPr>
+          <w:rFonts w:hint="eastAsia"/>
+        </w:rPr>
+        <w:t>（用题目中的字母表示）</w:t>
+      </w:r>
+      <w:r>
         <w:t>．</w:t>
       </w:r>
     </w:p>
@@ -3553,9 +3541,9 @@
           <w:noProof/>
         </w:rPr>
         <w:drawing>
-          <wp:inline distT="0" distB="0" distL="0" distR="0" wp14:anchorId="3ABBB099" wp14:editId="4D72B792">
-            <wp:extent cx="1473835" cy="1233805"/>
-            <wp:effectExtent l="0" t="0" r="0" b="7620"/>
+          <wp:inline distT="0" distB="0" distL="0" distR="0" wp14:anchorId="3ABBB099" wp14:editId="2C53038B">
+            <wp:extent cx="1125415" cy="942110"/>
+            <wp:effectExtent l="0" t="0" r="0" b="0"/>
             <wp:docPr id="159" name="图片 159" descr="E:\004-【6月份】本周工作任务收集\01-需启动的文件\02-初中物理\排版画图\初三物理画图\2020初三秋季物理A班画图 162P\第10讲 欧姆定律实验 18P-潘达裕-3元\2020-7-1 已画图  第10讲 欧姆定律实验 18P-3元\第10讲 欧姆定律实验 18P-17.png"/>
             <wp:cNvGraphicFramePr>
               <a:graphicFrameLocks xmlns:a="http://schemas.openxmlformats.org/drawingml/2006/main" noChangeAspect="1"/>
@@ -3585,7 +3573,7 @@
                   <pic:spPr>
                     <a:xfrm>
                       <a:off x="0" y="0"/>
-                      <a:ext cx="1481616" cy="1240294"/>
+                      <a:ext cx="1137040" cy="951841"/>
                     </a:xfrm>
                     <a:prstGeom prst="rect">
                       <a:avLst/>
@@ -3612,10 +3600,10 @@
       </w:r>
       <w:r>
         <w:object w:dxaOrig="555" w:dyaOrig="675" w14:anchorId="44F93BA6">
-          <v:shape id="_x0000_i1026" type="#_x0000_t75" style="width:27.85pt;height:33.55pt" o:ole="">
+          <v:shape id="_x0000_i1026" type="#_x0000_t75" style="width:27.7pt;height:33.65pt" o:ole="">
             <v:imagedata r:id="rId24" o:title=""/>
           </v:shape>
-          <o:OLEObject Type="Embed" ProgID="Equation.DSMT4" ShapeID="_x0000_i1026" DrawAspect="Content" ObjectID="_1841404427" r:id="rId25"/>
+          <o:OLEObject Type="Embed" ProgID="Equation.DSMT4" ShapeID="_x0000_i1026" DrawAspect="Content" ObjectID="_1842506157" r:id="rId25"/>
         </w:object>
       </w:r>
       <w:r>
@@ -3639,6 +3627,7 @@
           <w:noProof/>
           <w:szCs w:val="22"/>
         </w:rPr>
+        <w:lastRenderedPageBreak/>
         <mc:AlternateContent>
           <mc:Choice Requires="wps">
             <w:drawing>
@@ -3820,9 +3809,9 @@
           <w:noProof/>
         </w:rPr>
         <w:drawing>
-          <wp:inline distT="0" distB="0" distL="0" distR="0" wp14:anchorId="538A309B" wp14:editId="777799CD">
-            <wp:extent cx="3760470" cy="3609340"/>
-            <wp:effectExtent l="0" t="0" r="6985" b="6985"/>
+          <wp:inline distT="0" distB="0" distL="0" distR="0" wp14:anchorId="538A309B" wp14:editId="00465418">
+            <wp:extent cx="2878853" cy="2763154"/>
+            <wp:effectExtent l="0" t="0" r="0" b="0"/>
             <wp:docPr id="143" name="图片24" descr="菁优网：http://www.jyeoo.com"/>
             <wp:cNvGraphicFramePr>
               <a:graphicFrameLocks xmlns:a="http://schemas.openxmlformats.org/drawingml/2006/main" noChangeAspect="1"/>
@@ -3845,7 +3834,7 @@
                   <pic:spPr>
                     <a:xfrm>
                       <a:off x="0" y="0"/>
-                      <a:ext cx="3760470" cy="3609340"/>
+                      <a:ext cx="2888803" cy="2772704"/>
                     </a:xfrm>
                     <a:prstGeom prst="rect">
                       <a:avLst/>
@@ -4156,7 +4145,6 @@
               <w:rPr>
                 <w:rFonts w:hint="eastAsia"/>
               </w:rPr>
-              <w:lastRenderedPageBreak/>
               <w:t>电流</w:t>
             </w:r>
             <w:r>
@@ -4980,7 +4968,7 @@
                     <m:sty m:val="p"/>
                   </m:rPr>
                   <w:rPr>
-                    <w:rFonts w:hint="eastAsia"/>
+                    <w:rFonts w:ascii="Cambria Math" w:hAnsi="Cambria Math" w:hint="eastAsia"/>
                   </w:rPr>
                   <m:t>U</m:t>
                 </m:r>
@@ -4991,7 +4979,7 @@
                     <m:sty m:val="p"/>
                   </m:rPr>
                   <w:rPr>
-                    <w:rFonts w:hint="eastAsia"/>
+                    <w:rFonts w:ascii="Cambria Math" w:hAnsi="Cambria Math" w:hint="eastAsia"/>
                   </w:rPr>
                   <m:t>1</m:t>
                 </m:r>
@@ -5002,7 +4990,7 @@
                 <m:sty m:val="p"/>
               </m:rPr>
               <w:rPr>
-                <w:rFonts w:hint="eastAsia"/>
+                <w:rFonts w:ascii="Cambria Math" w:hAnsi="Cambria Math" w:hint="eastAsia"/>
               </w:rPr>
               <m:t>-</m:t>
             </m:r>
@@ -5020,7 +5008,7 @@
                     <m:sty m:val="p"/>
                   </m:rPr>
                   <w:rPr>
-                    <w:rFonts w:hint="eastAsia"/>
+                    <w:rFonts w:ascii="Cambria Math" w:hAnsi="Cambria Math" w:hint="eastAsia"/>
                   </w:rPr>
                   <m:t>U</m:t>
                 </m:r>
@@ -5031,7 +5019,7 @@
                     <m:sty m:val="p"/>
                   </m:rPr>
                   <w:rPr>
-                    <w:rFonts w:hint="eastAsia"/>
+                    <w:rFonts w:ascii="Cambria Math" w:hAnsi="Cambria Math" w:hint="eastAsia"/>
                   </w:rPr>
                   <m:t>2</m:t>
                 </m:r>
@@ -5053,7 +5041,7 @@
                     <m:sty m:val="p"/>
                   </m:rPr>
                   <w:rPr>
-                    <w:rFonts w:hint="eastAsia"/>
+                    <w:rFonts w:ascii="Cambria Math" w:hAnsi="Cambria Math" w:hint="eastAsia"/>
                   </w:rPr>
                   <m:t>U</m:t>
                 </m:r>
@@ -5064,7 +5052,7 @@
                     <m:sty m:val="p"/>
                   </m:rPr>
                   <w:rPr>
-                    <w:rFonts w:hint="eastAsia"/>
+                    <w:rFonts w:ascii="Cambria Math" w:hAnsi="Cambria Math" w:hint="eastAsia"/>
                   </w:rPr>
                   <m:t>2</m:t>
                 </m:r>
@@ -5077,7 +5065,7 @@
             <m:sty m:val="p"/>
           </m:rPr>
           <w:rPr>
-            <w:rFonts w:hint="eastAsia"/>
+            <w:rFonts w:ascii="Cambria Math" w:hAnsi="Cambria Math" w:hint="eastAsia"/>
           </w:rPr>
           <m:t>×</m:t>
         </m:r>
@@ -5118,6 +5106,7 @@
           <w:sz w:val="1"/>
           <w:szCs w:val="1"/>
         </w:rPr>
+        <w:lastRenderedPageBreak/>
         <w:t>声明：试题解析著作权属</w:t>
       </w:r>
       <w:proofErr w:type="gramStart"/>
@@ -6181,7 +6170,6 @@
           <w:color w:val="C00000"/>
           <w:szCs w:val="21"/>
         </w:rPr>
-        <w:lastRenderedPageBreak/>
         <w:t>【答案】（</w:t>
       </w:r>
       <w:r>
@@ -6373,6 +6361,96 @@
     </w:p>
     <w:p>
       <w:pPr>
+        <w:pStyle w:val="af0"/>
+        <w:ind w:leftChars="400" w:left="840" w:firstLineChars="80" w:firstLine="168"/>
+        <w:rPr>
+          <w:rFonts w:eastAsia="新宋体"/>
+        </w:rPr>
+      </w:pPr>
+    </w:p>
+    <w:p>
+      <w:pPr>
+        <w:pStyle w:val="af0"/>
+        <w:ind w:leftChars="400" w:left="840" w:firstLineChars="80" w:firstLine="168"/>
+        <w:rPr>
+          <w:rFonts w:eastAsia="新宋体"/>
+        </w:rPr>
+      </w:pPr>
+    </w:p>
+    <w:p>
+      <w:pPr>
+        <w:pStyle w:val="af0"/>
+        <w:ind w:leftChars="400" w:left="840" w:firstLineChars="80" w:firstLine="168"/>
+        <w:rPr>
+          <w:rFonts w:eastAsia="新宋体"/>
+        </w:rPr>
+      </w:pPr>
+    </w:p>
+    <w:p>
+      <w:pPr>
+        <w:pStyle w:val="af0"/>
+        <w:ind w:leftChars="400" w:left="840" w:firstLineChars="80" w:firstLine="168"/>
+        <w:rPr>
+          <w:rFonts w:eastAsia="新宋体"/>
+        </w:rPr>
+      </w:pPr>
+    </w:p>
+    <w:p>
+      <w:pPr>
+        <w:pStyle w:val="af0"/>
+        <w:ind w:leftChars="400" w:left="840" w:firstLineChars="80" w:firstLine="168"/>
+        <w:rPr>
+          <w:rFonts w:eastAsia="新宋体"/>
+        </w:rPr>
+      </w:pPr>
+    </w:p>
+    <w:p>
+      <w:pPr>
+        <w:pStyle w:val="af0"/>
+        <w:ind w:leftChars="400" w:left="840" w:firstLineChars="80" w:firstLine="168"/>
+        <w:rPr>
+          <w:rFonts w:eastAsia="新宋体"/>
+        </w:rPr>
+      </w:pPr>
+    </w:p>
+    <w:p>
+      <w:pPr>
+        <w:pStyle w:val="af0"/>
+        <w:ind w:leftChars="400" w:left="840" w:firstLineChars="80" w:firstLine="168"/>
+        <w:rPr>
+          <w:rFonts w:eastAsia="新宋体"/>
+        </w:rPr>
+      </w:pPr>
+    </w:p>
+    <w:p>
+      <w:pPr>
+        <w:pStyle w:val="af0"/>
+        <w:ind w:leftChars="400" w:left="840" w:firstLineChars="80" w:firstLine="168"/>
+        <w:rPr>
+          <w:rFonts w:eastAsia="新宋体"/>
+        </w:rPr>
+      </w:pPr>
+    </w:p>
+    <w:p>
+      <w:pPr>
+        <w:pStyle w:val="af0"/>
+        <w:ind w:leftChars="400" w:left="840" w:firstLineChars="80" w:firstLine="168"/>
+        <w:rPr>
+          <w:rFonts w:eastAsia="新宋体"/>
+        </w:rPr>
+      </w:pPr>
+    </w:p>
+    <w:p>
+      <w:pPr>
+        <w:pStyle w:val="af0"/>
+        <w:ind w:leftChars="400" w:left="840" w:firstLineChars="80" w:firstLine="168"/>
+        <w:rPr>
+          <w:rFonts w:eastAsia="新宋体" w:hint="eastAsia"/>
+        </w:rPr>
+      </w:pPr>
+    </w:p>
+    <w:p>
+      <w:pPr>
         <w:spacing w:line="288" w:lineRule="auto"/>
         <w:ind w:leftChars="-100" w:left="-210"/>
         <w:rPr>
@@ -6384,6 +6462,7 @@
           <w:rFonts w:ascii="Times New Roman" w:eastAsiaTheme="majorEastAsia" w:hAnsi="Times New Roman" w:cs="Times New Roman"/>
           <w:noProof/>
         </w:rPr>
+        <w:lastRenderedPageBreak/>
         <mc:AlternateContent>
           <mc:Choice Requires="wpg">
             <w:drawing>
@@ -7345,7 +7424,6 @@
               <w:rPr>
                 <w:rFonts w:hint="eastAsia"/>
               </w:rPr>
-              <w:lastRenderedPageBreak/>
               <w:t>电压</w:t>
             </w:r>
             <w:r>
@@ -7583,7 +7661,14 @@
         <w:rPr>
           <w:rFonts w:hint="eastAsia"/>
         </w:rPr>
-        <w:t>作出</w:t>
+        <w:t>作</w:t>
+      </w:r>
+      <w:r>
+        <w:rPr>
+          <w:rFonts w:hint="eastAsia"/>
+        </w:rPr>
+        <w:lastRenderedPageBreak/>
+        <w:t>出</w:t>
       </w:r>
       <w:proofErr w:type="gramEnd"/>
       <w:r>
@@ -9793,10 +9878,6 @@
 </file>
 
 <file path=customXml/item1.xml><?xml version="1.0" encoding="utf-8"?>
-<b:Sources xmlns:b="http://schemas.openxmlformats.org/officeDocument/2006/bibliography" xmlns="http://schemas.openxmlformats.org/officeDocument/2006/bibliography" SelectedStyle="\APA.XSL" StyleName="APA"/>
-</file>
-
-<file path=customXml/item2.xml><?xml version="1.0" encoding="utf-8"?>
 <s:customData xmlns="http://www.wps.cn/officeDocument/2013/wpsCustomData" xmlns:s="http://www.wps.cn/officeDocument/2013/wpsCustomData">
   <customSectProps/>
   <customShpExts>
@@ -9805,18 +9886,22 @@
 </s:customData>
 </file>
 
+<file path=customXml/item2.xml><?xml version="1.0" encoding="utf-8"?>
+<b:Sources xmlns:b="http://schemas.openxmlformats.org/officeDocument/2006/bibliography" xmlns="http://schemas.openxmlformats.org/officeDocument/2006/bibliography" SelectedStyle="\APA.XSL" StyleName="APA"/>
+</file>
+
 <file path=customXml/itemProps1.xml><?xml version="1.0" encoding="utf-8"?>
+<ds:datastoreItem xmlns:ds="http://schemas.openxmlformats.org/officeDocument/2006/customXml" ds:itemID="{B1977F7D-205B-4081-913C-38D41E755F92}">
+  <ds:schemaRefs>
+    <ds:schemaRef ds:uri="http://www.wps.cn/officeDocument/2013/wpsCustomData"/>
+  </ds:schemaRefs>
+</ds:datastoreItem>
+</file>
+
+<file path=customXml/itemProps2.xml><?xml version="1.0" encoding="utf-8"?>
 <ds:datastoreItem xmlns:ds="http://schemas.openxmlformats.org/officeDocument/2006/customXml" ds:itemID="{0E798019-D9DA-4148-8768-905599865BAA}">
   <ds:schemaRefs>
     <ds:schemaRef ds:uri="http://schemas.openxmlformats.org/officeDocument/2006/bibliography"/>
   </ds:schemaRefs>
 </ds:datastoreItem>
-</file>
-
-<file path=customXml/itemProps2.xml><?xml version="1.0" encoding="utf-8"?>
-<ds:datastoreItem xmlns:ds="http://schemas.openxmlformats.org/officeDocument/2006/customXml" ds:itemID="{B1977F7D-205B-4081-913C-38D41E755F92}">
-  <ds:schemaRefs>
-    <ds:schemaRef ds:uri="http://www.wps.cn/officeDocument/2013/wpsCustomData"/>
-  </ds:schemaRefs>
-</ds:datastoreItem>
 </file>